--- a/public/templates/process-docs/集电线路安装工程分部工程报验申请单.docx
+++ b/public/templates/process-docs/集电线路安装工程分部工程报验申请单.docx
@@ -64,7 +64,7 @@
           <w:sz w:val="18"/>
           <w:szCs w:val="18"/>
         </w:rPr>
-        <w:t>5028G01-SG-ZHHC-03-08-001</w:t>
+        <w:t>{{文件编号}}</w:t>
       </w:r>
       <w:bookmarkEnd w:id="0"/>
     </w:p>
@@ -139,7 +139,7 @@
                 <w:sz w:val="24"/>
                 <w:u w:val="single"/>
               </w:rPr>
-              <w:t xml:space="preserve">             河南中核五院研究设计有限公司                 </w:t>
+              <w:t xml:space="preserve">             {{监理项目部}}                 </w:t>
             </w:r>
             <w:r>
               <w:rPr>
